--- a/data/revised_2026-10_full/tracked/v2/Physics/SS1.5_Moments_of_Equilibrium/Physics_Moments_of_Equilibrium_SummaryTable_TRACKED.docx
+++ b/data/revised_2026-10_full/tracked/v2/Physics/SS1.5_Moments_of_Equilibrium/Physics_Moments_of_Equilibrium_SummaryTable_TRACKED.docx
@@ -769,7 +769,7 @@
               </w:rPr>
               <w:t xml:space="preserve">Students learned that the turning effect of a force is called its MOMENT, and it is calculated using the formula M = F × d, where F is the applied force in Newtons and d is the perpendicular distance from the force's line of action to the pivot, in metres. The SI unit of moment is the Newton-metre (N·m). A larger force OR a larger perpendicular distance produces a larger moment. This explains why </w:t>
             </w:r>
-            <w:del w:id="9001" w:author="Claude (AI) - proposed" w:date="2026-10-15T08:04:26Z">
+            <w:del w:id="9001" w:author="Claude (AI) - proposed" w:date="2026-10-18T00:32:11Z">
               <w:r>
                 <w:rPr>
                   <w:rFonts w:ascii="Arial" w:cs="Arial" w:eastAsia="Arial" w:hAnsi="Arial"/>
@@ -784,7 +784,7 @@
                 <w:delText xml:space="preserve">the jerrycan at</w:delText>
               </w:r>
             </w:del>
-            <w:ins w:id="9002" w:author="Claude (AI) - proposed" w:date="2026-10-15T08:04:26Z">
+            <w:ins w:id="9002" w:author="Claude (AI) - proposed" w:date="2026-10-18T00:32:11Z">
               <w:r>
                 <w:rPr>
                   <w:rFonts w:ascii="Arial" w:cs="Arial" w:eastAsia="Arial" w:hAnsi="Arial"/>
@@ -812,7 +812,7 @@
               </w:rPr>
               <w:t xml:space="preserve"> the corner of the Jiko stool </w:t>
             </w:r>
-            <w:del w:id="9003" w:author="Claude (AI) - proposed" w:date="2026-10-15T08:04:26Z">
+            <w:del w:id="9003" w:author="Claude (AI) - proposed" w:date="2026-10-18T00:32:11Z">
               <w:r>
                 <w:rPr>
                   <w:rFonts w:ascii="Arial" w:cs="Arial" w:eastAsia="Arial" w:hAnsi="Arial"/>
@@ -827,7 +827,7 @@
                 <w:delText xml:space="preserve">produces a larger toppling moment than</w:delText>
               </w:r>
             </w:del>
-            <w:ins w:id="9004" w:author="Claude (AI) - proposed" w:date="2026-10-15T08:04:26Z">
+            <w:ins w:id="9004" w:author="Claude (AI) - proposed" w:date="2026-10-18T00:32:11Z">
               <w:r>
                 <w:rPr>
                   <w:rFonts w:ascii="Arial" w:cs="Arial" w:eastAsia="Arial" w:hAnsi="Arial"/>
@@ -855,7 +855,7 @@
               </w:rPr>
               <w:t xml:space="preserve"> the same jerrycan placed </w:t>
             </w:r>
-            <w:del w:id="9005" w:author="Claude (AI) - proposed" w:date="2026-10-15T08:04:26Z">
+            <w:del w:id="9005" w:author="Claude (AI) - proposed" w:date="2026-10-18T00:32:11Z">
               <w:r>
                 <w:rPr>
                   <w:rFonts w:ascii="Arial" w:cs="Arial" w:eastAsia="Arial" w:hAnsi="Arial"/>
@@ -870,7 +870,7 @@
                 <w:delText xml:space="preserve">at the centre</w:delText>
               </w:r>
             </w:del>
-            <w:ins w:id="9006" w:author="Claude (AI) - proposed" w:date="2026-10-15T08:04:26Z">
+            <w:ins w:id="9006" w:author="Claude (AI) - proposed" w:date="2026-10-18T00:32:11Z">
               <w:r>
                 <w:rPr>
                   <w:rFonts w:ascii="Arial" w:cs="Arial" w:eastAsia="Arial" w:hAnsi="Arial"/>
@@ -931,7 +931,7 @@
               </w:rPr>
               <w:t xml:space="preserve">Students can now partially explain the anchoring phenomenon: the Jiko stool topples when the jerrycan is at the corner because the perpendicular distance from the jerrycan's weight (force) to the nearest supporting leg (pivot) is large, producing a large moment (turning effect). When the jerrycan is </w:t>
             </w:r>
-            <w:del w:id="9007" w:author="Claude (AI) - proposed" w:date="2026-10-15T08:04:26Z">
+            <w:del w:id="9007" w:author="Claude (AI) - proposed" w:date="2026-10-18T00:32:11Z">
               <w:r>
                 <w:rPr>
                   <w:rFonts w:ascii="Arial" w:cs="Arial" w:eastAsia="Arial" w:hAnsi="Arial"/>
@@ -946,7 +946,7 @@
                 <w:delText xml:space="preserve">near the centre, the distance d is small, so the moment is small</w:delText>
               </w:r>
             </w:del>
-            <w:ins w:id="9008" w:author="Claude (AI) - proposed" w:date="2026-10-15T08:04:26Z">
+            <w:ins w:id="9008" w:author="Claude (AI) - proposed" w:date="2026-10-18T00:32:11Z">
               <w:r>
                 <w:rPr>
                   <w:rFonts w:ascii="Arial" w:cs="Arial" w:eastAsia="Arial" w:hAnsi="Arial"/>
@@ -974,7 +974,7 @@
               </w:rPr>
               <w:t xml:space="preserve"> and the stool remains upright. What students cannot yet explain: what happens when </w:t>
             </w:r>
-            <w:del w:id="9009" w:author="Claude (AI) - proposed" w:date="2026-10-15T08:04:26Z">
+            <w:del w:id="9009" w:author="Claude (AI) - proposed" w:date="2026-10-18T00:32:11Z">
               <w:r>
                 <w:rPr>
                   <w:rFonts w:ascii="Arial" w:cs="Arial" w:eastAsia="Arial" w:hAnsi="Arial"/>
@@ -989,7 +989,7 @@
                 <w:delText xml:space="preserve">there are turning forces acting</w:delText>
               </w:r>
             </w:del>
-            <w:ins w:id="9010" w:author="Claude (AI) - proposed" w:date="2026-10-15T08:04:26Z">
+            <w:ins w:id="9010" w:author="Claude (AI) - proposed" w:date="2026-10-18T00:32:11Z">
               <w:r>
                 <w:rPr>
                   <w:rFonts w:ascii="Arial" w:cs="Arial" w:eastAsia="Arial" w:hAnsi="Arial"/>
@@ -1017,7 +1017,7 @@
               </w:rPr>
               <w:t xml:space="preserve"> in OPPOSITE directions (clockwise and anticlockwise)</w:t>
             </w:r>
-            <w:del w:id="9011" w:author="Claude (AI) - proposed" w:date="2026-10-15T08:04:26Z">
+            <w:del w:id="9011" w:author="Claude (AI) - proposed" w:date="2026-10-18T00:32:11Z">
               <w:r>
                 <w:rPr>
                   <w:rFonts w:ascii="Arial" w:cs="Arial" w:eastAsia="Arial" w:hAnsi="Arial"/>
@@ -1032,7 +1032,7 @@
                 <w:delText xml:space="preserve"> — this is the Principle of Moments, which</w:delText>
               </w:r>
             </w:del>
-            <w:ins w:id="9012" w:author="Claude (AI) - proposed" w:date="2026-10-15T08:04:26Z">
+            <w:ins w:id="9012" w:author="Claude (AI) - proposed" w:date="2026-10-18T00:32:11Z">
               <w:r>
                 <w:rPr>
                   <w:rFonts w:ascii="Arial" w:cs="Arial" w:eastAsia="Arial" w:hAnsi="Arial"/>
@@ -1060,7 +1060,7 @@
               </w:rPr>
               <w:t xml:space="preserve"> is the focus of Lesson 3</w:t>
             </w:r>
-            <w:ins w:id="9013" w:author="Claude (AI) - proposed" w:date="2026-10-15T08:04:26Z">
+            <w:ins w:id="9013" w:author="Claude (AI) - proposed" w:date="2026-10-18T00:32:11Z">
               <w:r>
                 <w:rPr>
                   <w:rFonts w:ascii="Arial" w:cs="Arial" w:eastAsia="Arial" w:hAnsi="Arial"/>
@@ -1826,7 +1826,7 @@
         </w:rPr>
         <w:t xml:space="preserve">© 2026 SeaVuria and ARES. This work is licensed under a </w:t>
       </w:r>
-      <w:hyperlink w:history="1" r:id="rId4jqlpag_c64dl_f3xll-j">
+      <w:hyperlink w:history="1" r:id="rIduziitycdw72kshfqhm0ld">
         <w:r>
           <w:rPr>
             <w:rFonts w:ascii="Arial" w:cs="Arial" w:eastAsia="Arial" w:hAnsi="Arial"/>
@@ -1846,7 +1846,7 @@
         </w:rPr>
         <w:t xml:space="preserve"> (</w:t>
       </w:r>
-      <w:hyperlink w:history="1" r:id="rIdmpdpcsfldtszflnxafwq0">
+      <w:hyperlink w:history="1" r:id="rIdji2po91kc_thlr6ci7ygc">
         <w:r>
           <w:rPr>
             <w:rFonts w:ascii="Arial" w:cs="Arial" w:eastAsia="Arial" w:hAnsi="Arial"/>
@@ -1866,7 +1866,7 @@
         </w:rPr>
         <w:t xml:space="preserve">). To view a copy of this license, visit </w:t>
       </w:r>
-      <w:hyperlink w:history="1" r:id="rIdslzqbeyounnvky40kqux7">
+      <w:hyperlink w:history="1" r:id="rIdug4mrjzdzao8lm4un4fh6">
         <w:r>
           <w:rPr>
             <w:rFonts w:ascii="Arial" w:cs="Arial" w:eastAsia="Arial" w:hAnsi="Arial"/>
